--- a/thesis/assets/Plantilla_Tesis_Doctorado.docx
+++ b/thesis/assets/Plantilla_Tesis_Doctorado.docx
@@ -20565,7 +20565,7 @@
 </file>
 
 <file path=word/styles.xml><?xml version="1.0" encoding="utf-8"?>
-<w:styles xmlns:r="http://schemas.openxmlformats.org/officeDocument/2006/relationships" xmlns:w="http://schemas.openxmlformats.org/wordprocessingml/2006/main">
+<w:styles xmlns:w="http://schemas.openxmlformats.org/wordprocessingml/2006/main">
   <w:docDefaults>
     <w:rPrDefault>
       <w:rPr>
@@ -20577,7 +20577,8 @@
     </w:rPrDefault>
     <w:pPrDefault>
       <w:pPr>
-        <w:spacing w:after="160" w:line="259" w:lineRule="auto"/>
+        <w:spacing w:after="160" w:line="480" w:lineRule="auto"/>
+        <w:jc w:val="both"/>
       </w:pPr>
     </w:pPrDefault>
   </w:docDefaults>
@@ -20727,6 +20728,10 @@
     <w:rPr>
       <w:lang w:val="es-MX"/>
     </w:rPr>
+    <w:pPr>
+      <w:spacing w:line="480" w:lineRule="auto"/>
+      <w:jc w:val="both"/>
+    </w:pPr>
   </w:style>
   <w:style w:type="paragraph" w:styleId="Ttulo1">
     <w:name w:val="heading 1"/>

--- a/thesis/assets/Plantilla_Tesis_Doctorado.docx
+++ b/thesis/assets/Plantilla_Tesis_Doctorado.docx
@@ -1,6 +1,6 @@
 
 <file path=word/document.xml><?xml version="1.0" encoding="utf-8"?>
-<w:document xmlns:ve="http://schemas.openxmlformats.org/markup-compatibility/2006" xmlns:o="urn:schemas-microsoft-com:office:office" xmlns:r="http://schemas.openxmlformats.org/officeDocument/2006/relationships" xmlns:m="http://schemas.openxmlformats.org/officeDocument/2006/math" xmlns:v="urn:schemas-microsoft-com:vml" xmlns:wp="http://schemas.openxmlformats.org/drawingml/2006/wordprocessingDrawing" xmlns:w10="urn:schemas-microsoft-com:office:word" xmlns:w="http://schemas.openxmlformats.org/wordprocessingml/2006/main" xmlns:wne="http://schemas.microsoft.com/office/word/2006/wordml">
+<w:document xmlns:a="http://schemas.openxmlformats.org/drawingml/2006/main" xmlns:ns8="http://schemas.openxmlformats.org/drawingml/2006/chart" xmlns:o="urn:schemas-microsoft-com:office:office" xmlns:pic="http://schemas.openxmlformats.org/drawingml/2006/picture" xmlns:r="http://schemas.openxmlformats.org/officeDocument/2006/relationships" xmlns:v="urn:schemas-microsoft-com:vml" xmlns:w="http://schemas.openxmlformats.org/wordprocessingml/2006/main" xmlns:w10="urn:schemas-microsoft-com:office:word" xmlns:wp="http://schemas.openxmlformats.org/drawingml/2006/wordprocessingDrawing">
   <w:body>
     <w:p>
       <w:pPr>
@@ -8,6 +8,7 @@
         <w:rPr>
           <w:rFonts w:eastAsia="Times New Roman"/>
         </w:rPr>
+        <w:jc w:val="both"/>
       </w:pPr>
       <w:r>
         <w:rPr>
@@ -32,7 +33,7 @@
         <w:widowControl w:val="0"/>
         <w:spacing w:before="53" w:after="0" w:line="480" w:lineRule="auto"/>
         <w:ind w:right="4"/>
-        <w:jc w:val="center"/>
+        <w:jc w:val="both"/>
         <w:rPr>
           <w:rFonts w:eastAsia="Times New Roman" w:cs="Times New Roman"/>
           <w:b/>
@@ -59,11 +60,11 @@
             <wp:effectExtent l="19050" t="0" r="3981" b="0"/>
             <wp:docPr id="5" name="2 Imagen" descr="logo-unade.jpg"/>
             <wp:cNvGraphicFramePr>
-              <a:graphicFrameLocks xmlns:a="http://schemas.openxmlformats.org/drawingml/2006/main" noChangeAspect="1"/>
+              <a:graphicFrameLocks noChangeAspect="1"/>
             </wp:cNvGraphicFramePr>
-            <a:graphic xmlns:a="http://schemas.openxmlformats.org/drawingml/2006/main">
+            <a:graphic>
               <a:graphicData uri="http://schemas.openxmlformats.org/drawingml/2006/picture">
-                <pic:pic xmlns:pic="http://schemas.openxmlformats.org/drawingml/2006/picture">
+                <pic:pic>
                   <pic:nvPicPr>
                     <pic:cNvPr id="0" name="logo-unade.jpg"/>
                     <pic:cNvPicPr/>
@@ -95,7 +96,7 @@
         <w:widowControl w:val="0"/>
         <w:spacing w:before="53" w:after="0" w:line="480" w:lineRule="auto"/>
         <w:ind w:right="4"/>
-        <w:jc w:val="center"/>
+        <w:jc w:val="both"/>
         <w:rPr>
           <w:rFonts w:eastAsia="Times New Roman" w:cs="Times New Roman"/>
           <w:sz w:val="36"/>
@@ -119,7 +120,7 @@
         <w:widowControl w:val="0"/>
         <w:spacing w:after="0" w:line="480" w:lineRule="auto"/>
         <w:ind w:right="4"/>
-        <w:jc w:val="center"/>
+        <w:jc w:val="both"/>
         <w:rPr>
           <w:rFonts w:eastAsia="Times New Roman" w:cs="Times New Roman"/>
           <w:sz w:val="36"/>
@@ -152,7 +153,7 @@
     <w:p>
       <w:pPr>
         <w:spacing w:line="480" w:lineRule="auto"/>
-        <w:jc w:val="center"/>
+        <w:jc w:val="both"/>
         <w:rPr>
           <w:rFonts w:cs="Times New Roman"/>
           <w:b/>
@@ -190,6 +191,7 @@
           <w:sz w:val="28"/>
           <w:szCs w:val="28"/>
         </w:rPr>
+        <w:jc w:val="both"/>
       </w:pPr>
     </w:p>
     <w:p>
@@ -201,6 +203,7 @@
           <w:sz w:val="20"/>
           <w:szCs w:val="20"/>
         </w:rPr>
+        <w:jc w:val="both"/>
       </w:pPr>
     </w:p>
     <w:p>
@@ -287,6 +290,7 @@
           <w:sz w:val="28"/>
           <w:szCs w:val="28"/>
         </w:rPr>
+        <w:jc w:val="both"/>
       </w:pPr>
       <w:r>
         <w:rPr>
@@ -393,6 +397,7 @@
           <w:sz w:val="20"/>
           <w:szCs w:val="20"/>
         </w:rPr>
+        <w:jc w:val="both"/>
       </w:pPr>
     </w:p>
     <w:p>
@@ -400,7 +405,7 @@
         <w:widowControl w:val="0"/>
         <w:spacing w:after="0" w:line="480" w:lineRule="auto"/>
         <w:ind w:left="567" w:right="4"/>
-        <w:jc w:val="right"/>
+        <w:jc w:val="both"/>
         <w:rPr>
           <w:rFonts w:eastAsia="Times New Roman" w:cs="Times New Roman"/>
           <w:spacing w:val="-1"/>
@@ -426,6 +431,8 @@
           <w:sz w:val="28"/>
           <w:szCs w:val="32"/>
         </w:rPr>
+        <w:jc w:val="both"/>
+        <w:spacing w:line="480" w:lineRule="auto"/>
       </w:pPr>
       <w:r>
         <w:lastRenderedPageBreak/>
@@ -449,6 +456,7 @@
       <w:pPr>
         <w:spacing w:line="480" w:lineRule="auto"/>
         <w:ind w:firstLine="720"/>
+        <w:jc w:val="both"/>
       </w:pPr>
       <w:r>
         <w:rPr>
@@ -461,6 +469,7 @@
       <w:pPr>
         <w:spacing w:line="480" w:lineRule="auto"/>
         <w:ind w:firstLine="720"/>
+        <w:jc w:val="both"/>
       </w:pPr>
       <w:r>
         <w:t xml:space="preserve">La problemática encontrada es que los estudiantes del nivel básico telesecundaria, según PISA (2015) no han logrado el nivel adecuado. Prueba de ello son los resultados reportados por el proyecto PISA, es primordial saber si esta práctica afecta su nivel de comprensión lectora en español formal. El Planteamiento del problema ¿Qué impacto ha tenido el uso del lenguaje </w:t>
@@ -515,6 +524,10 @@
       </w:r>
     </w:p>
     <w:p>
+      <w:pPr>
+        <w:jc w:val="both"/>
+        <w:spacing w:line="480" w:lineRule="auto"/>
+      </w:pPr>
       <w:r>
         <w:t>(250 palabras como máximo)</w:t>
       </w:r>
@@ -525,6 +538,7 @@
         <w:rPr>
           <w:b/>
         </w:rPr>
+        <w:jc w:val="both"/>
       </w:pPr>
       <w:r>
         <w:rPr>
@@ -582,6 +596,7 @@
         <w:rPr>
           <w:b/>
         </w:rPr>
+        <w:jc w:val="both"/>
       </w:pPr>
       <w:r>
         <w:rPr>
@@ -597,6 +612,8 @@
           <w:sz w:val="28"/>
           <w:lang w:val="es-ES"/>
         </w:rPr>
+        <w:jc w:val="both"/>
+        <w:spacing w:line="480" w:lineRule="auto"/>
       </w:pPr>
       <w:r>
         <w:rPr>
@@ -610,8 +627,8 @@
     </w:p>
     <w:p>
       <w:pPr>
-        <w:spacing w:line="240" w:lineRule="auto"/>
-        <w:jc w:val="center"/>
+        <w:spacing w:line="480" w:lineRule="auto"/>
+        <w:jc w:val="both"/>
         <w:rPr>
           <w:b/>
           <w:sz w:val="28"/>
@@ -630,12 +647,13 @@
     </w:p>
     <w:p>
       <w:pPr>
-        <w:spacing w:line="240" w:lineRule="auto"/>
+        <w:spacing w:line="480" w:lineRule="auto"/>
         <w:ind w:firstLine="720"/>
         <w:rPr>
           <w:bCs/>
           <w:lang w:val="en-US"/>
         </w:rPr>
+        <w:jc w:val="both"/>
       </w:pPr>
       <w:proofErr w:type="spellStart"/>
       <w:r>
@@ -664,6 +682,7 @@
           <w:bCs/>
           <w:lang w:val="en-US"/>
         </w:rPr>
+        <w:jc w:val="both"/>
       </w:pPr>
       <w:r>
         <w:rPr>
@@ -728,6 +747,7 @@
           <w:bCs/>
           <w:lang w:val="en-US"/>
         </w:rPr>
+        <w:jc w:val="both"/>
       </w:pPr>
       <w:r>
         <w:rPr>
@@ -794,6 +814,7 @@
           <w:b/>
           <w:lang w:val="en-US"/>
         </w:rPr>
+        <w:jc w:val="both"/>
       </w:pPr>
       <w:r>
         <w:rPr>
@@ -831,6 +852,7 @@
         <w:rPr>
           <w:b/>
         </w:rPr>
+        <w:jc w:val="both"/>
       </w:pPr>
       <w:r>
         <w:rPr>
@@ -862,6 +884,7 @@
           <w:rFonts w:eastAsia="Times New Roman" w:cs="Times New Roman"/>
           <w:szCs w:val="28"/>
         </w:rPr>
+        <w:jc w:val="both"/>
       </w:pPr>
       <w:r>
         <w:rPr>
@@ -880,6 +903,7 @@
           <w:rFonts w:eastAsia="Times New Roman" w:cs="Times New Roman"/>
           <w:szCs w:val="28"/>
         </w:rPr>
+        <w:jc w:val="both"/>
       </w:pPr>
       <w:r>
         <w:rPr>
@@ -944,6 +968,8 @@
           <w:sz w:val="28"/>
           <w:szCs w:val="32"/>
         </w:rPr>
+        <w:jc w:val="both"/>
+        <w:spacing w:line="480" w:lineRule="auto"/>
       </w:pPr>
       <w:bookmarkStart w:id="4" w:name="_Toc419891356"/>
       <w:r>
@@ -977,6 +1003,8 @@
           <w:rFonts w:eastAsiaTheme="majorEastAsia" w:cstheme="majorBidi"/>
           <w:szCs w:val="28"/>
         </w:rPr>
+        <w:jc w:val="both"/>
+        <w:spacing w:line="480" w:lineRule="auto"/>
       </w:pPr>
       <w:r>
         <w:rPr>
@@ -993,6 +1021,7 @@
           <w:rFonts w:eastAsia="Times New Roman" w:cs="Times New Roman"/>
           <w:szCs w:val="28"/>
         </w:rPr>
+        <w:jc w:val="both"/>
       </w:pPr>
       <w:r>
         <w:rPr>
@@ -1070,6 +1099,7 @@
           <w:rFonts w:eastAsia="Times New Roman" w:cs="Times New Roman"/>
           <w:szCs w:val="28"/>
         </w:rPr>
+        <w:jc w:val="both"/>
       </w:pPr>
       <w:r>
         <w:rPr>
@@ -1087,6 +1117,7 @@
           <w:rFonts w:eastAsia="Times New Roman" w:cs="Times New Roman"/>
           <w:szCs w:val="28"/>
         </w:rPr>
+        <w:jc w:val="both"/>
       </w:pPr>
       <w:r>
         <w:rPr>
@@ -1104,6 +1135,7 @@
           <w:rFonts w:eastAsia="Times New Roman" w:cs="Times New Roman"/>
           <w:szCs w:val="28"/>
         </w:rPr>
+        <w:jc w:val="both"/>
       </w:pPr>
       <w:r>
         <w:rPr>
@@ -1137,6 +1169,7 @@
           <w:rFonts w:eastAsia="Times New Roman" w:cs="Times New Roman"/>
           <w:szCs w:val="28"/>
         </w:rPr>
+        <w:jc w:val="both"/>
       </w:pPr>
       <w:r>
         <w:rPr>
@@ -1154,6 +1187,7 @@
           <w:rFonts w:eastAsia="Times New Roman" w:cs="Times New Roman"/>
           <w:szCs w:val="28"/>
         </w:rPr>
+        <w:jc w:val="both"/>
       </w:pPr>
       <w:r>
         <w:rPr>
@@ -1245,6 +1279,7 @@
           <w:rFonts w:eastAsia="Times New Roman" w:cs="Times New Roman"/>
           <w:szCs w:val="28"/>
         </w:rPr>
+        <w:jc w:val="both"/>
       </w:pPr>
       <w:r>
         <w:rPr>
@@ -1284,6 +1319,7 @@
           <w:rFonts w:eastAsia="Times New Roman" w:cs="Times New Roman"/>
           <w:szCs w:val="28"/>
         </w:rPr>
+        <w:jc w:val="both"/>
       </w:pPr>
       <w:proofErr w:type="spellStart"/>
       <w:r>
@@ -1342,6 +1378,7 @@
           <w:rFonts w:eastAsia="Times New Roman" w:cs="Times New Roman"/>
           <w:szCs w:val="28"/>
         </w:rPr>
+        <w:jc w:val="both"/>
       </w:pPr>
       <w:r>
         <w:rPr>
@@ -1359,6 +1396,7 @@
           <w:rFonts w:eastAsia="Times New Roman" w:cs="Times New Roman"/>
           <w:szCs w:val="28"/>
         </w:rPr>
+        <w:jc w:val="both"/>
       </w:pPr>
       <w:r>
         <w:rPr>
@@ -1376,6 +1414,7 @@
           <w:rFonts w:eastAsia="Times New Roman" w:cs="Times New Roman"/>
           <w:szCs w:val="28"/>
         </w:rPr>
+        <w:jc w:val="both"/>
       </w:pPr>
       <w:r>
         <w:rPr>
@@ -1393,6 +1432,7 @@
           <w:rFonts w:eastAsia="Times New Roman" w:cs="Times New Roman"/>
           <w:szCs w:val="28"/>
         </w:rPr>
+        <w:jc w:val="both"/>
       </w:pPr>
       <w:r>
         <w:rPr>
@@ -1412,6 +1452,7 @@
           <w:sz w:val="28"/>
           <w:szCs w:val="32"/>
         </w:rPr>
+        <w:jc w:val="both"/>
       </w:pPr>
       <w:r>
         <w:rPr>
@@ -4137,6 +4178,7 @@
           <w:rFonts w:cs="Times New Roman"/>
           <w:highlight w:val="yellow"/>
         </w:rPr>
+        <w:jc w:val="both"/>
       </w:pPr>
       <w:r>
         <w:rPr>
@@ -4186,6 +4228,7 @@
         <w:rPr>
           <w:rFonts w:cs="Times New Roman"/>
         </w:rPr>
+        <w:jc w:val="both"/>
       </w:pPr>
     </w:p>
     <w:p>
@@ -4210,6 +4253,7 @@
           <w:sz w:val="22"/>
           <w:lang w:val="es-CO" w:eastAsia="es-CO"/>
         </w:rPr>
+        <w:jc w:val="both"/>
       </w:pPr>
     </w:p>
     <w:p>
@@ -4349,6 +4393,7 @@
         <w:rPr>
           <w:lang w:val="es-CO"/>
         </w:rPr>
+        <w:jc w:val="both"/>
       </w:pPr>
     </w:p>
     <w:p>
@@ -4455,6 +4500,7 @@
         <w:rPr>
           <w:lang w:val="es-CO"/>
         </w:rPr>
+        <w:jc w:val="both"/>
       </w:pPr>
       <w:r>
         <w:rPr>
@@ -4469,6 +4515,7 @@
         <w:rPr>
           <w:rFonts w:cs="Times New Roman"/>
         </w:rPr>
+        <w:jc w:val="both"/>
       </w:pPr>
     </w:p>
     <w:p>
@@ -4477,6 +4524,7 @@
         <w:rPr>
           <w:rFonts w:cs="Times New Roman"/>
         </w:rPr>
+        <w:jc w:val="both"/>
       </w:pPr>
     </w:p>
     <w:p>
@@ -4485,6 +4533,7 @@
         <w:rPr>
           <w:rFonts w:cs="Times New Roman"/>
         </w:rPr>
+        <w:jc w:val="both"/>
       </w:pPr>
     </w:p>
     <w:p>
@@ -4493,6 +4542,7 @@
         <w:rPr>
           <w:rFonts w:cs="Times New Roman"/>
         </w:rPr>
+        <w:jc w:val="both"/>
       </w:pPr>
     </w:p>
     <w:p>
@@ -4501,6 +4551,7 @@
         <w:rPr>
           <w:rFonts w:cs="Times New Roman"/>
         </w:rPr>
+        <w:jc w:val="both"/>
       </w:pPr>
     </w:p>
     <w:p>
@@ -4509,6 +4560,7 @@
         <w:rPr>
           <w:rFonts w:cs="Times New Roman"/>
         </w:rPr>
+        <w:jc w:val="both"/>
       </w:pPr>
     </w:p>
     <w:p>
@@ -4517,6 +4569,7 @@
         <w:rPr>
           <w:rFonts w:cs="Times New Roman"/>
         </w:rPr>
+        <w:jc w:val="both"/>
       </w:pPr>
     </w:p>
     <w:p>
@@ -4525,6 +4578,7 @@
         <w:rPr>
           <w:rFonts w:cs="Times New Roman"/>
         </w:rPr>
+        <w:jc w:val="both"/>
       </w:pPr>
     </w:p>
     <w:p>
@@ -4533,6 +4587,7 @@
         <w:rPr>
           <w:rFonts w:cs="Times New Roman"/>
         </w:rPr>
+        <w:jc w:val="both"/>
       </w:pPr>
     </w:p>
     <w:p>
@@ -4551,6 +4606,7 @@
           <w:titlePg/>
           <w:docGrid w:linePitch="360"/>
         </w:sectPr>
+        <w:jc w:val="both"/>
       </w:pPr>
     </w:p>
     <w:p>
@@ -4571,6 +4627,7 @@
         <w:rPr>
           <w:rFonts w:cs="Times New Roman"/>
         </w:rPr>
+        <w:jc w:val="both"/>
       </w:pPr>
       <w:r>
         <w:rPr>
@@ -4592,6 +4649,7 @@
         <w:rPr>
           <w:rFonts w:cs="Times New Roman"/>
         </w:rPr>
+        <w:jc w:val="both"/>
       </w:pPr>
       <w:r>
         <w:rPr>
@@ -4655,6 +4713,7 @@
         <w:rPr>
           <w:rFonts w:cs="Times New Roman"/>
         </w:rPr>
+        <w:jc w:val="both"/>
       </w:pPr>
       <w:r>
         <w:rPr>
@@ -4688,6 +4747,7 @@
         <w:rPr>
           <w:rFonts w:cs="Times New Roman"/>
         </w:rPr>
+        <w:jc w:val="both"/>
       </w:pPr>
       <w:r>
         <w:rPr>
@@ -4703,6 +4763,7 @@
         <w:rPr>
           <w:rFonts w:cs="Times New Roman"/>
         </w:rPr>
+        <w:jc w:val="both"/>
       </w:pPr>
       <w:r>
         <w:rPr>
@@ -4718,6 +4779,7 @@
         <w:rPr>
           <w:rFonts w:cs="Times New Roman"/>
         </w:rPr>
+        <w:jc w:val="both"/>
       </w:pPr>
       <w:r>
         <w:rPr>
@@ -4733,6 +4795,7 @@
         <w:rPr>
           <w:rFonts w:cs="Times New Roman"/>
         </w:rPr>
+        <w:jc w:val="both"/>
       </w:pPr>
       <w:r>
         <w:rPr>
@@ -4780,6 +4843,7 @@
         <w:rPr>
           <w:rFonts w:cs="Times New Roman"/>
         </w:rPr>
+        <w:jc w:val="both"/>
       </w:pPr>
       <w:r>
         <w:rPr>
@@ -4859,6 +4923,7 @@
         <w:rPr>
           <w:rFonts w:cs="Times New Roman"/>
         </w:rPr>
+        <w:jc w:val="both"/>
       </w:pPr>
       <w:r>
         <w:rPr>
@@ -4879,6 +4944,7 @@
           <w:szCs w:val="24"/>
           <w:lang w:val="es-ES" w:bidi="en-US"/>
         </w:rPr>
+        <w:jc w:val="both"/>
       </w:pPr>
       <w:bookmarkStart w:id="11" w:name="bookmark10"/>
       <w:r>
@@ -4940,6 +5006,7 @@
           <w:szCs w:val="24"/>
           <w:lang w:val="es-ES" w:bidi="en-US"/>
         </w:rPr>
+        <w:jc w:val="both"/>
       </w:pPr>
       <w:r>
         <w:rPr>
@@ -4962,6 +5029,7 @@
           <w:szCs w:val="24"/>
           <w:lang w:val="es-ES" w:bidi="en-US"/>
         </w:rPr>
+        <w:jc w:val="both"/>
       </w:pPr>
       <w:proofErr w:type="gramStart"/>
       <w:r>
@@ -5015,6 +5083,7 @@
           <w:szCs w:val="24"/>
           <w:lang w:val="es-ES" w:bidi="en-US"/>
         </w:rPr>
+        <w:jc w:val="both"/>
       </w:pPr>
       <w:r>
         <w:rPr>
@@ -5037,6 +5106,7 @@
           <w:szCs w:val="24"/>
           <w:lang w:val="es-ES" w:bidi="en-US"/>
         </w:rPr>
+        <w:jc w:val="both"/>
       </w:pPr>
       <w:r>
         <w:rPr>
@@ -5059,6 +5129,7 @@
           <w:szCs w:val="24"/>
           <w:lang w:val="es-ES" w:bidi="en-US"/>
         </w:rPr>
+        <w:jc w:val="both"/>
       </w:pPr>
       <w:r>
         <w:rPr>
@@ -5081,6 +5152,7 @@
           <w:szCs w:val="24"/>
           <w:lang w:val="es-ES" w:bidi="en-US"/>
         </w:rPr>
+        <w:jc w:val="both"/>
       </w:pPr>
       <w:r>
         <w:rPr>
@@ -5129,6 +5201,7 @@
           <w:szCs w:val="24"/>
           <w:lang w:val="es-ES" w:bidi="en-US"/>
         </w:rPr>
+        <w:jc w:val="both"/>
       </w:pPr>
       <w:r>
         <w:rPr>
@@ -5169,6 +5242,7 @@
           <w:szCs w:val="24"/>
           <w:lang w:val="es-ES" w:bidi="en-US"/>
         </w:rPr>
+        <w:jc w:val="both"/>
       </w:pPr>
       <w:r>
         <w:rPr>
@@ -5259,6 +5333,7 @@
           <w:szCs w:val="24"/>
           <w:lang w:val="es-ES" w:bidi="en-US"/>
         </w:rPr>
+        <w:jc w:val="both"/>
       </w:pPr>
       <w:r>
         <w:rPr>
@@ -5323,6 +5398,7 @@
           <w:szCs w:val="24"/>
           <w:lang w:val="es-ES" w:bidi="en-US"/>
         </w:rPr>
+        <w:jc w:val="both"/>
       </w:pPr>
       <w:r>
         <w:rPr>
@@ -5423,6 +5499,7 @@
           <w:szCs w:val="24"/>
           <w:lang w:val="es-ES" w:bidi="en-US"/>
         </w:rPr>
+        <w:jc w:val="both"/>
       </w:pPr>
       <w:r>
         <w:rPr>
@@ -5487,6 +5564,7 @@
           <w:szCs w:val="24"/>
           <w:lang w:val="es-ES" w:bidi="en-US"/>
         </w:rPr>
+        <w:jc w:val="both"/>
       </w:pPr>
       <w:r>
         <w:rPr>
@@ -5551,6 +5629,7 @@
           <w:szCs w:val="24"/>
           <w:lang w:val="es-ES" w:bidi="en-US"/>
         </w:rPr>
+        <w:jc w:val="both"/>
       </w:pPr>
       <w:r>
         <w:rPr>
@@ -5660,6 +5739,7 @@
           <w:szCs w:val="24"/>
           <w:lang w:val="es-ES" w:bidi="en-US"/>
         </w:rPr>
+        <w:jc w:val="both"/>
       </w:pPr>
       <w:r>
         <w:rPr>
@@ -5805,6 +5885,8 @@
           <w:szCs w:val="24"/>
           <w:lang w:val="es-ES" w:eastAsia="es-ES" w:bidi="es-ES"/>
         </w:rPr>
+        <w:jc w:val="both"/>
+        <w:spacing w:line="480" w:lineRule="auto"/>
       </w:pPr>
       <w:r>
         <w:rPr>
@@ -5827,6 +5909,7 @@
           <w:szCs w:val="24"/>
           <w:lang w:val="es-ES" w:eastAsia="es-ES" w:bidi="es-ES"/>
         </w:rPr>
+        <w:jc w:val="both"/>
       </w:pPr>
       <w:r>
         <w:rPr>
@@ -5980,6 +6063,7 @@
           <w:szCs w:val="24"/>
           <w:lang w:val="es-ES" w:bidi="en-US"/>
         </w:rPr>
+        <w:jc w:val="both"/>
       </w:pPr>
       <w:r>
         <w:rPr>
@@ -6286,6 +6370,7 @@
           <w:szCs w:val="24"/>
           <w:lang w:val="es-ES" w:bidi="en-US"/>
         </w:rPr>
+        <w:jc w:val="both"/>
       </w:pPr>
       <w:r>
         <w:rPr>
@@ -6307,6 +6392,7 @@
           <w:szCs w:val="24"/>
           <w:lang w:val="es-ES" w:bidi="en-US"/>
         </w:rPr>
+        <w:jc w:val="both"/>
       </w:pPr>
       <w:r>
         <w:rPr>
@@ -6350,6 +6436,7 @@
           <w:szCs w:val="24"/>
           <w:lang w:val="es-ES" w:bidi="en-US"/>
         </w:rPr>
+        <w:jc w:val="both"/>
       </w:pPr>
       <w:r>
         <w:rPr>
@@ -6381,6 +6468,7 @@
           <w:szCs w:val="24"/>
           <w:lang w:val="es-ES" w:bidi="en-US"/>
         </w:rPr>
+        <w:jc w:val="both"/>
       </w:pPr>
       <w:r>
         <w:rPr>
@@ -6476,6 +6564,7 @@
           <w:szCs w:val="24"/>
           <w:lang w:val="es-ES" w:eastAsia="es-ES" w:bidi="es-ES"/>
         </w:rPr>
+        <w:jc w:val="both"/>
       </w:pPr>
       <w:r>
         <w:rPr>
@@ -6813,6 +6902,7 @@
           <w:szCs w:val="24"/>
           <w:lang w:val="es-ES" w:bidi="en-US"/>
         </w:rPr>
+        <w:jc w:val="both"/>
       </w:pPr>
       <w:r>
         <w:rPr>
@@ -6879,7 +6969,7 @@
         <w:tabs>
           <w:tab w:val="left" w:pos="1528"/>
         </w:tabs>
-        <w:spacing w:after="0" w:line="523" w:lineRule="auto"/>
+        <w:spacing w:after="0" w:line="480" w:lineRule="auto"/>
         <w:ind w:left="1160"/>
         <w:rPr>
           <w:rFonts w:eastAsia="Times New Roman" w:cs="Times New Roman"/>
@@ -6887,6 +6977,7 @@
           <w:szCs w:val="24"/>
           <w:lang w:val="en-US" w:bidi="en-US"/>
         </w:rPr>
+        <w:jc w:val="both"/>
       </w:pPr>
       <w:r>
         <w:rPr>
@@ -6908,7 +6999,7 @@
         <w:tabs>
           <w:tab w:val="left" w:pos="1528"/>
         </w:tabs>
-        <w:spacing w:after="0" w:line="523" w:lineRule="auto"/>
+        <w:spacing w:after="0" w:line="480" w:lineRule="auto"/>
         <w:ind w:left="1160"/>
         <w:rPr>
           <w:rFonts w:eastAsia="Times New Roman" w:cs="Times New Roman"/>
@@ -6916,6 +7007,7 @@
           <w:szCs w:val="24"/>
           <w:lang w:val="en-US" w:bidi="en-US"/>
         </w:rPr>
+        <w:jc w:val="both"/>
       </w:pPr>
       <w:r>
         <w:rPr>
@@ -6937,7 +7029,7 @@
         <w:tabs>
           <w:tab w:val="left" w:pos="1528"/>
         </w:tabs>
-        <w:spacing w:after="0" w:line="523" w:lineRule="auto"/>
+        <w:spacing w:after="0" w:line="480" w:lineRule="auto"/>
         <w:ind w:left="1160"/>
         <w:rPr>
           <w:rFonts w:eastAsia="Times New Roman" w:cs="Times New Roman"/>
@@ -6945,6 +7037,7 @@
           <w:szCs w:val="24"/>
           <w:lang w:val="en-US" w:bidi="en-US"/>
         </w:rPr>
+        <w:jc w:val="both"/>
       </w:pPr>
       <w:r>
         <w:rPr>
@@ -6966,7 +7059,7 @@
         <w:tabs>
           <w:tab w:val="left" w:pos="1528"/>
         </w:tabs>
-        <w:spacing w:after="220" w:line="502" w:lineRule="auto"/>
+        <w:spacing w:after="220" w:line="480" w:lineRule="auto"/>
         <w:ind w:left="1520"/>
         <w:rPr>
           <w:rFonts w:eastAsia="Times New Roman" w:cs="Times New Roman"/>
@@ -6974,6 +7067,7 @@
           <w:szCs w:val="24"/>
           <w:lang w:val="en-US" w:bidi="en-US"/>
         </w:rPr>
+        <w:jc w:val="both"/>
       </w:pPr>
       <w:r>
         <w:rPr>
@@ -6995,6 +7089,7 @@
           <w:b/>
           <w:szCs w:val="24"/>
         </w:rPr>
+        <w:jc w:val="both"/>
       </w:pPr>
       <w:r>
         <w:rPr>
@@ -7066,6 +7161,7 @@
     <w:p>
       <w:pPr>
         <w:spacing w:line="480" w:lineRule="auto"/>
+        <w:jc w:val="both"/>
       </w:pPr>
       <w:r>
         <w:rPr>
@@ -7084,6 +7180,7 @@
       <w:pPr>
         <w:spacing w:line="480" w:lineRule="auto"/>
         <w:ind w:firstLine="720"/>
+        <w:jc w:val="both"/>
       </w:pPr>
       <w:r>
         <w:t xml:space="preserve">Este apartado tiene como finalidad dar a conocer el marco legal que dio origen </w:t>
@@ -7115,6 +7212,7 @@
     <w:p>
       <w:pPr>
         <w:spacing w:line="480" w:lineRule="auto"/>
+        <w:jc w:val="both"/>
       </w:pPr>
       <w:r>
         <w:rPr>
@@ -7126,6 +7224,7 @@
     <w:p>
       <w:pPr>
         <w:spacing w:line="480" w:lineRule="auto"/>
+        <w:jc w:val="both"/>
       </w:pPr>
       <w:r>
         <w:tab/>
@@ -7150,6 +7249,10 @@
       <w:bookmarkEnd w:id="19"/>
     </w:p>
     <w:p>
+      <w:pPr>
+        <w:jc w:val="both"/>
+        <w:spacing w:line="480" w:lineRule="auto"/>
+      </w:pPr>
       <w:r>
         <w:rPr>
           <w:highlight w:val="yellow"/>
@@ -7166,6 +7269,7 @@
           <w:sz w:val="23"/>
           <w:szCs w:val="23"/>
         </w:rPr>
+        <w:jc w:val="both"/>
       </w:pPr>
       <w:r>
         <w:rPr>
@@ -7189,6 +7293,7 @@
       <w:pPr>
         <w:spacing w:line="480" w:lineRule="auto"/>
         <w:ind w:firstLine="720"/>
+        <w:jc w:val="both"/>
       </w:pPr>
       <w:r>
         <w:rPr>
@@ -7549,6 +7654,7 @@
         <w:rPr>
           <w:highlight w:val="yellow"/>
         </w:rPr>
+        <w:jc w:val="both"/>
       </w:pPr>
       <w:r>
         <w:tab/>
@@ -7566,6 +7672,7 @@
     <w:p>
       <w:pPr>
         <w:spacing w:line="480" w:lineRule="auto"/>
+        <w:jc w:val="both"/>
       </w:pPr>
       <w:r>
         <w:rPr>
@@ -7582,6 +7689,7 @@
           <w:b/>
           <w:bCs/>
         </w:rPr>
+        <w:jc w:val="both"/>
       </w:pPr>
       <w:r>
         <w:rPr>
@@ -7602,6 +7710,7 @@
       <w:pPr>
         <w:spacing w:line="480" w:lineRule="auto"/>
         <w:ind w:firstLine="720"/>
+        <w:jc w:val="both"/>
       </w:pPr>
       <w:r>
         <w:t>La lectura es un proceso social en el que toda decodificación o interpretación de signos lingüísticos y su comprensión están determinadas socialmente. La lectura se define como:</w:t>
@@ -7611,6 +7720,7 @@
       <w:pPr>
         <w:spacing w:line="480" w:lineRule="auto"/>
         <w:ind w:firstLine="720"/>
+        <w:jc w:val="both"/>
       </w:pPr>
       <w:r>
         <w:t>La capacidad de un individuo para comprender, emplear, reflexionar e interesarse en los textos escritos con el fin de lograr sus metas personales, desarrollar sus conocimientos, su potencial personal y, en consecuencia, participar en la sociedad (Instituto Nacional para la Evaluación de la Educación, 2010, p. 3).</w:t>
@@ -7635,6 +7745,7 @@
       <w:pPr>
         <w:spacing w:line="480" w:lineRule="auto"/>
         <w:ind w:firstLine="720"/>
+        <w:jc w:val="both"/>
       </w:pPr>
       <w:r>
         <w:t>En este apartado se presenta el fundamento teórico que respalda la investigación realizada en relación con</w:t>
@@ -7646,6 +7757,7 @@
     <w:p>
       <w:pPr>
         <w:spacing w:line="480" w:lineRule="auto"/>
+        <w:jc w:val="both"/>
       </w:pPr>
       <w:r>
         <w:rPr>
@@ -7658,6 +7770,7 @@
       <w:pPr>
         <w:spacing w:line="480" w:lineRule="auto"/>
         <w:ind w:firstLine="720"/>
+        <w:jc w:val="both"/>
       </w:pPr>
       <w:r>
         <w:t>En relación con la comprensión lectora de estudiantes de secundaria, Guerra García y Guevara Benítez (2014, p. 1) encontraron que:</w:t>
@@ -7667,6 +7780,7 @@
       <w:pPr>
         <w:spacing w:line="480" w:lineRule="auto"/>
         <w:ind w:left="720"/>
+        <w:jc w:val="both"/>
       </w:pPr>
       <w:r>
         <w:t>Los Exámenes de Calidad y Logro Educativo (</w:t>
@@ -7706,6 +7820,8 @@
           <w:b/>
           <w:szCs w:val="26"/>
         </w:rPr>
+        <w:jc w:val="both"/>
+        <w:spacing w:line="480" w:lineRule="auto"/>
       </w:pPr>
     </w:p>
     <w:p>
@@ -7728,6 +7844,7 @@
         <w:rPr>
           <w:rFonts w:cs="Times New Roman"/>
         </w:rPr>
+        <w:jc w:val="both"/>
       </w:pPr>
       <w:r>
         <w:rPr>
@@ -7751,6 +7868,7 @@
         <w:rPr>
           <w:rFonts w:cs="Times New Roman"/>
         </w:rPr>
+        <w:jc w:val="both"/>
       </w:pPr>
       <w:r>
         <w:rPr>
@@ -7765,6 +7883,7 @@
         <w:rPr>
           <w:rFonts w:cs="Times New Roman"/>
         </w:rPr>
+        <w:jc w:val="both"/>
       </w:pPr>
       <w:r>
         <w:rPr>
@@ -7779,6 +7898,7 @@
         <w:rPr>
           <w:rFonts w:cs="Times New Roman"/>
         </w:rPr>
+        <w:jc w:val="both"/>
       </w:pPr>
       <w:r>
         <w:rPr>
@@ -7800,6 +7920,7 @@
         <w:rPr>
           <w:rFonts w:cs="Times New Roman"/>
         </w:rPr>
+        <w:jc w:val="both"/>
       </w:pPr>
       <w:r>
         <w:rPr>
@@ -7821,6 +7942,7 @@
         <w:rPr>
           <w:rFonts w:cs="Times New Roman"/>
         </w:rPr>
+        <w:jc w:val="both"/>
       </w:pPr>
       <w:r>
         <w:rPr>
@@ -7843,6 +7965,7 @@
         <w:rPr>
           <w:rFonts w:cs="Times New Roman"/>
         </w:rPr>
+        <w:jc w:val="both"/>
       </w:pPr>
       <w:r>
         <w:rPr>
@@ -7892,6 +8015,7 @@
       <w:pPr>
         <w:spacing w:line="480" w:lineRule="auto"/>
         <w:ind w:firstLine="720"/>
+        <w:jc w:val="both"/>
       </w:pPr>
       <w:r>
         <w:t>En este capítulo se da a conocer el diseño metodológico que se derivó del planteamiento del problema:</w:t>
@@ -7910,6 +8034,7 @@
     <w:p>
       <w:pPr>
         <w:spacing w:line="480" w:lineRule="auto"/>
+        <w:jc w:val="both"/>
       </w:pPr>
       <w:r>
         <w:rPr>
@@ -7921,6 +8046,7 @@
     <w:p>
       <w:pPr>
         <w:spacing w:line="480" w:lineRule="auto"/>
+        <w:jc w:val="both"/>
       </w:pPr>
       <w:r>
         <w:tab/>
@@ -7960,6 +8086,7 @@
     <w:p>
       <w:pPr>
         <w:spacing w:line="480" w:lineRule="auto"/>
+        <w:jc w:val="both"/>
       </w:pPr>
       <w:r>
         <w:rPr>
@@ -7978,6 +8105,7 @@
       <w:pPr>
         <w:spacing w:line="480" w:lineRule="auto"/>
         <w:ind w:firstLine="720"/>
+        <w:jc w:val="both"/>
       </w:pPr>
       <w:r>
         <w:t>La investigación es descriptiva con hipótesis de investigación y objetivo general.</w:t>
@@ -7987,6 +8115,7 @@
       <w:pPr>
         <w:spacing w:line="480" w:lineRule="auto"/>
         <w:ind w:firstLine="720"/>
+        <w:jc w:val="both"/>
       </w:pPr>
       <w:r>
         <w:t>La hipótesis de investigación es:</w:t>
@@ -8024,6 +8153,7 @@
       <w:pPr>
         <w:spacing w:line="480" w:lineRule="auto"/>
         <w:ind w:firstLine="720"/>
+        <w:jc w:val="both"/>
       </w:pPr>
       <w:r>
         <w:t xml:space="preserve">A mayor puntaje en la prueba de comprensión lectora de textos escritos con lenguaje </w:t>
@@ -8045,6 +8175,7 @@
       <w:pPr>
         <w:spacing w:line="480" w:lineRule="auto"/>
         <w:ind w:firstLine="720"/>
+        <w:jc w:val="both"/>
       </w:pPr>
       <w:r>
         <w:t>El objetivo general es:</w:t>
@@ -8054,6 +8185,7 @@
       <w:pPr>
         <w:spacing w:line="480" w:lineRule="auto"/>
         <w:ind w:firstLine="720"/>
+        <w:jc w:val="both"/>
       </w:pPr>
       <w:r>
         <w:t xml:space="preserve">Establecer cómo la lectura en lenguaje </w:t>
@@ -8078,6 +8210,8 @@
           <w:b/>
           <w:szCs w:val="26"/>
         </w:rPr>
+        <w:jc w:val="both"/>
+        <w:spacing w:line="480" w:lineRule="auto"/>
       </w:pPr>
       <w:r>
         <w:br w:type="page"/>
@@ -8114,6 +8248,7 @@
       <w:pPr>
         <w:pStyle w:val="Default"/>
         <w:spacing w:line="480" w:lineRule="auto"/>
+        <w:jc w:val="both"/>
       </w:pPr>
       <w:r>
         <w:rPr>
@@ -8156,7 +8291,12 @@
         <w:t xml:space="preserve"> </w:t>
       </w:r>
     </w:p>
-    <w:p/>
+    <w:p>
+      <w:pPr>
+        <w:jc w:val="both"/>
+        <w:spacing w:line="480" w:lineRule="auto"/>
+      </w:pPr>
+    </w:p>
     <w:p>
       <w:pPr>
         <w:pStyle w:val="Default"/>
@@ -8166,6 +8306,7 @@
           <w:sz w:val="23"/>
           <w:szCs w:val="23"/>
         </w:rPr>
+        <w:jc w:val="both"/>
       </w:pPr>
       <w:r>
         <w:rPr>
@@ -8227,6 +8368,7 @@
           <w:b/>
           <w:bCs/>
         </w:rPr>
+        <w:jc w:val="both"/>
       </w:pPr>
     </w:p>
     <w:p>
@@ -8252,6 +8394,7 @@
           <w:sz w:val="23"/>
           <w:szCs w:val="23"/>
         </w:rPr>
+        <w:jc w:val="both"/>
       </w:pPr>
     </w:p>
     <w:p>
@@ -8263,6 +8406,7 @@
           <w:sz w:val="23"/>
           <w:szCs w:val="23"/>
         </w:rPr>
+        <w:jc w:val="both"/>
       </w:pPr>
       <w:r>
         <w:rPr>
@@ -8281,6 +8425,7 @@
           <w:sz w:val="23"/>
           <w:szCs w:val="23"/>
         </w:rPr>
+        <w:jc w:val="both"/>
       </w:pPr>
     </w:p>
     <w:p>
@@ -8307,6 +8452,7 @@
           <w:sz w:val="23"/>
           <w:szCs w:val="23"/>
         </w:rPr>
+        <w:jc w:val="both"/>
       </w:pPr>
     </w:p>
     <w:p>
@@ -8340,6 +8486,7 @@
           <w:sz w:val="23"/>
           <w:szCs w:val="23"/>
         </w:rPr>
+        <w:jc w:val="both"/>
       </w:pPr>
     </w:p>
     <w:p>
@@ -8351,6 +8498,7 @@
           <w:sz w:val="23"/>
           <w:szCs w:val="23"/>
         </w:rPr>
+        <w:jc w:val="both"/>
       </w:pPr>
       <w:r>
         <w:rPr>
@@ -8421,6 +8569,8 @@
           <w:b/>
           <w:iCs/>
         </w:rPr>
+        <w:jc w:val="both"/>
+        <w:spacing w:line="480" w:lineRule="auto"/>
       </w:pPr>
       <w:r>
         <w:br w:type="page"/>
@@ -8438,7 +8588,12 @@
         <w:t>Comprensión lectora</w:t>
       </w:r>
     </w:p>
-    <w:p/>
+    <w:p>
+      <w:pPr>
+        <w:jc w:val="both"/>
+        <w:spacing w:line="480" w:lineRule="auto"/>
+      </w:pPr>
+    </w:p>
     <w:p>
       <w:pPr>
         <w:pStyle w:val="Default"/>
@@ -8448,6 +8603,7 @@
           <w:sz w:val="23"/>
           <w:szCs w:val="23"/>
         </w:rPr>
+        <w:jc w:val="both"/>
       </w:pPr>
       <w:r>
         <w:rPr>
@@ -8505,6 +8661,7 @@
           <w:sz w:val="23"/>
           <w:szCs w:val="23"/>
         </w:rPr>
+        <w:jc w:val="both"/>
       </w:pPr>
     </w:p>
     <w:p>
@@ -8526,6 +8683,7 @@
     <w:p>
       <w:pPr>
         <w:spacing w:line="480" w:lineRule="auto"/>
+        <w:jc w:val="both"/>
       </w:pPr>
       <w:r>
         <w:rPr>
@@ -8538,6 +8696,7 @@
       <w:pPr>
         <w:spacing w:line="480" w:lineRule="auto"/>
         <w:ind w:firstLine="720"/>
+        <w:jc w:val="both"/>
       </w:pPr>
       <w:r>
         <w:t>La hipótesis de investigación es:</w:t>
@@ -8547,6 +8706,7 @@
       <w:pPr>
         <w:spacing w:line="480" w:lineRule="auto"/>
         <w:ind w:firstLine="720"/>
+        <w:jc w:val="both"/>
       </w:pPr>
       <w:r>
         <w:t xml:space="preserve">A mayor puntaje en la prueba de comprensión lectora de textos escritos con lenguaje </w:t>
@@ -8584,6 +8744,7 @@
       <w:pPr>
         <w:spacing w:line="480" w:lineRule="auto"/>
         <w:ind w:firstLine="720"/>
+        <w:jc w:val="both"/>
       </w:pPr>
       <w:r>
         <w:t xml:space="preserve">Establecer cómo la lectura en lenguaje </w:t>
@@ -8628,6 +8789,7 @@
       <w:pPr>
         <w:spacing w:line="480" w:lineRule="auto"/>
         <w:ind w:firstLine="720"/>
+        <w:jc w:val="both"/>
       </w:pPr>
       <w:r>
         <w:rPr>
@@ -8640,6 +8802,7 @@
       <w:pPr>
         <w:spacing w:line="480" w:lineRule="auto"/>
         <w:ind w:firstLine="720"/>
+        <w:jc w:val="both"/>
       </w:pPr>
       <w:r>
         <w:t xml:space="preserve">1) Calcular el porcentaje de comprensión lectora cuando el estudiante lee en español formal, a través </w:t>
@@ -8655,6 +8818,7 @@
       <w:pPr>
         <w:spacing w:line="480" w:lineRule="auto"/>
         <w:ind w:firstLine="720"/>
+        <w:jc w:val="both"/>
       </w:pPr>
       <w:r>
         <w:lastRenderedPageBreak/>
@@ -8697,6 +8861,7 @@
       <w:pPr>
         <w:spacing w:line="480" w:lineRule="auto"/>
         <w:ind w:firstLine="720"/>
+        <w:jc w:val="both"/>
       </w:pPr>
       <w:r>
         <w:t xml:space="preserve">3) Comparar los porcentajes de comprensión lectora alcanzados cuando se lee en lenguaje </w:t>
@@ -8714,6 +8879,7 @@
       <w:pPr>
         <w:spacing w:line="480" w:lineRule="auto"/>
         <w:ind w:firstLine="720"/>
+        <w:jc w:val="both"/>
       </w:pPr>
       <w:r>
         <w:t xml:space="preserve">4) Considerar la perspectiva de los estudiantes en cuanto a la utilización del lenguaje </w:t>
@@ -8731,6 +8897,7 @@
       <w:pPr>
         <w:spacing w:line="480" w:lineRule="auto"/>
         <w:ind w:firstLine="720"/>
+        <w:jc w:val="both"/>
       </w:pPr>
     </w:p>
     <w:p>
@@ -8752,6 +8919,7 @@
     <w:p>
       <w:pPr>
         <w:spacing w:line="480" w:lineRule="auto"/>
+        <w:jc w:val="both"/>
       </w:pPr>
       <w:r>
         <w:rPr>
@@ -8764,6 +8932,7 @@
       <w:pPr>
         <w:spacing w:line="480" w:lineRule="auto"/>
         <w:ind w:firstLine="720"/>
+        <w:jc w:val="both"/>
       </w:pPr>
       <w:r>
         <w:t>Los instrumentos aplicados para los fines de esta investigación fueron:</w:t>
@@ -8792,6 +8961,7 @@
       <w:pPr>
         <w:spacing w:line="480" w:lineRule="auto"/>
         <w:ind w:firstLine="720"/>
+        <w:jc w:val="both"/>
       </w:pPr>
       <w:r>
         <w:rPr>
@@ -8804,6 +8974,7 @@
       <w:pPr>
         <w:spacing w:line="480" w:lineRule="auto"/>
         <w:ind w:firstLine="720"/>
+        <w:jc w:val="both"/>
       </w:pPr>
       <w:r>
         <w:t>Por ser menores de edad los estudiantes de la telesecundaria, se les entregó un escrito (diseño propio) en el que se les pidió su consentimiento para participar en la investigación, previa explicación de ella. Avalan: tutor, profesor y director de la escuela. En el proceso de firmas, cinco estudiantes no estuvieron de acuerdo por lo que se procedió al reemplazo de los elementos de la muestra. (Ver Apéndice A Carta de consentimiento)</w:t>
@@ -8817,6 +8988,8 @@
           <w:i/>
           <w:szCs w:val="24"/>
         </w:rPr>
+        <w:jc w:val="both"/>
+        <w:spacing w:line="480" w:lineRule="auto"/>
       </w:pPr>
       <w:r>
         <w:br w:type="page"/>
@@ -8845,11 +9018,17 @@
       </w:r>
       <w:bookmarkEnd w:id="38"/>
     </w:p>
-    <w:p/>
+    <w:p>
+      <w:pPr>
+        <w:jc w:val="both"/>
+        <w:spacing w:line="480" w:lineRule="auto"/>
+      </w:pPr>
+    </w:p>
     <w:p>
       <w:pPr>
         <w:spacing w:line="480" w:lineRule="auto"/>
         <w:ind w:firstLine="720"/>
+        <w:jc w:val="both"/>
       </w:pPr>
       <w:r>
         <w:t xml:space="preserve">Instrumento (diseño propio) con el propósito de conocer los antecedentes lectores en relación con la escritura en lenguaje </w:t>
@@ -8888,6 +9067,7 @@
     <w:p>
       <w:pPr>
         <w:spacing w:line="480" w:lineRule="auto"/>
+        <w:jc w:val="both"/>
       </w:pPr>
       <w:r>
         <w:rPr>
@@ -8900,6 +9080,7 @@
       <w:pPr>
         <w:spacing w:line="480" w:lineRule="auto"/>
         <w:ind w:firstLine="720"/>
+        <w:jc w:val="both"/>
       </w:pPr>
       <w:r>
         <w:t>Población: Definición “es el conjunto de todos los elementos que comparten un grupo común de características, y forman el universo para el propósito del problema” (</w:t>
@@ -8917,6 +9098,7 @@
       <w:pPr>
         <w:spacing w:line="480" w:lineRule="auto"/>
         <w:ind w:firstLine="720"/>
+        <w:jc w:val="both"/>
       </w:pPr>
       <w:r>
         <w:t xml:space="preserve">La población estuvo integrada por 63 alumnos de tres escuelas telesecundarias de la zona 50 región Xalapa, se tuvo acceso a esta población de telesecundarias por la posibilidad de movilización (ya que no se contó con un financiamiento para la investigación) Los ejercicios de comprensión lectora se aplican a 64 estudiantes de tercer grado el periodo escolar 2017-2018, de los cuales solo nos interesan los usuarios del lenguaje </w:t>
@@ -8935,6 +9117,7 @@
       <w:pPr>
         <w:spacing w:line="480" w:lineRule="auto"/>
         <w:ind w:left="720"/>
+        <w:jc w:val="both"/>
       </w:pPr>
       <w:r>
         <w:t>Participantes 3 Telesecundarias zona 50 de la Ciudad de Xalapa</w:t>
@@ -8944,6 +9127,7 @@
       <w:pPr>
         <w:spacing w:line="480" w:lineRule="auto"/>
         <w:ind w:left="720"/>
+        <w:jc w:val="both"/>
       </w:pPr>
       <w:r>
         <w:t>1. Nicolás Bravo (26)</w:t>
@@ -8953,6 +9137,7 @@
       <w:pPr>
         <w:spacing w:line="480" w:lineRule="auto"/>
         <w:ind w:left="720"/>
+        <w:jc w:val="both"/>
       </w:pPr>
       <w:r>
         <w:t>2. Dr. Aureliano Hernández Palacios (11)</w:t>
@@ -8962,6 +9147,7 @@
       <w:pPr>
         <w:spacing w:line="480" w:lineRule="auto"/>
         <w:ind w:left="720"/>
+        <w:jc w:val="both"/>
       </w:pPr>
       <w:r>
         <w:t>3. Carolino Anaya (27)</w:t>
@@ -8987,6 +9173,7 @@
     <w:p>
       <w:pPr>
         <w:spacing w:line="480" w:lineRule="auto"/>
+        <w:jc w:val="both"/>
       </w:pPr>
       <w:r>
         <w:rPr>
@@ -8998,6 +9185,7 @@
     <w:p>
       <w:pPr>
         <w:spacing w:line="480" w:lineRule="auto"/>
+        <w:jc w:val="both"/>
       </w:pPr>
       <w:r>
         <w:t>Los datos obtenidos:</w:t>
@@ -9006,6 +9194,7 @@
     <w:p>
       <w:pPr>
         <w:spacing w:line="480" w:lineRule="auto"/>
+        <w:jc w:val="both"/>
       </w:pPr>
       <w:r>
         <w:t>a) de la población</w:t>
@@ -9014,6 +9203,7 @@
     <w:p>
       <w:pPr>
         <w:spacing w:line="480" w:lineRule="auto"/>
+        <w:jc w:val="both"/>
       </w:pPr>
       <w:r>
         <w:t>b) de la muestra</w:t>
@@ -9022,6 +9212,7 @@
     <w:p>
       <w:pPr>
         <w:spacing w:line="480" w:lineRule="auto"/>
+        <w:jc w:val="both"/>
       </w:pPr>
       <w:r>
         <w:t>c) comprobación de la hipótesis de investigación</w:t>
@@ -9030,6 +9221,7 @@
     <w:p>
       <w:pPr>
         <w:spacing w:line="480" w:lineRule="auto"/>
+        <w:jc w:val="both"/>
       </w:pPr>
       <w:r>
         <w:t>d) porcentajes de los objetivos del 1 al 4</w:t>
@@ -9038,6 +9230,7 @@
     <w:p>
       <w:pPr>
         <w:spacing w:line="480" w:lineRule="auto"/>
+        <w:jc w:val="both"/>
       </w:pPr>
       <w:r>
         <w:t>e) cuestionarios:</w:t>
@@ -9050,6 +9243,8 @@
           <w:color w:val="2E74B5" w:themeColor="accent1" w:themeShade="BF"/>
           <w:szCs w:val="26"/>
         </w:rPr>
+        <w:jc w:val="both"/>
+        <w:spacing w:line="480" w:lineRule="auto"/>
       </w:pPr>
       <w:r>
         <w:rPr>
@@ -9083,6 +9278,7 @@
       <w:pPr>
         <w:spacing w:line="480" w:lineRule="auto"/>
         <w:ind w:firstLine="720"/>
+        <w:jc w:val="both"/>
       </w:pPr>
       <w:r>
         <w:rPr>
@@ -9095,6 +9291,7 @@
       <w:pPr>
         <w:spacing w:line="480" w:lineRule="auto"/>
         <w:ind w:firstLine="720"/>
+        <w:jc w:val="both"/>
       </w:pPr>
       <w:r>
         <w:t xml:space="preserve">En este capítulo se presentan los resultados de los instrumentos aplicados a 34 estudiantes de Telesecundarias correspondientes a la Zona 50 Región Xalapa, usuarios de </w:t>
@@ -9111,6 +9308,7 @@
     <w:p>
       <w:pPr>
         <w:spacing w:line="480" w:lineRule="auto"/>
+        <w:jc w:val="both"/>
       </w:pPr>
       <w:r>
         <w:t xml:space="preserve">Los resultados se presentan en relación con </w:t>
@@ -9145,6 +9343,7 @@
         <w:rPr>
           <w:rFonts w:cs="Times New Roman"/>
         </w:rPr>
+        <w:jc w:val="both"/>
       </w:pPr>
       <w:r>
         <w:rPr>
@@ -9164,6 +9363,7 @@
           <w:sz w:val="23"/>
           <w:szCs w:val="23"/>
         </w:rPr>
+        <w:jc w:val="both"/>
       </w:pPr>
       <w:r>
         <w:rPr>
@@ -9205,6 +9405,7 @@
           <w:sz w:val="23"/>
           <w:szCs w:val="23"/>
         </w:rPr>
+        <w:jc w:val="both"/>
       </w:pPr>
       <w:r>
         <w:rPr>
@@ -9226,6 +9427,7 @@
           <w:sz w:val="23"/>
           <w:szCs w:val="23"/>
         </w:rPr>
+        <w:jc w:val="both"/>
       </w:pPr>
       <w:r>
         <w:rPr>
@@ -9267,6 +9469,7 @@
           <w:sz w:val="23"/>
           <w:szCs w:val="23"/>
         </w:rPr>
+        <w:jc w:val="both"/>
       </w:pPr>
       <w:r>
         <w:rPr>
@@ -9287,6 +9490,7 @@
           <w:sz w:val="23"/>
           <w:szCs w:val="23"/>
         </w:rPr>
+        <w:jc w:val="both"/>
       </w:pPr>
       <w:r>
         <w:rPr>
@@ -9304,6 +9508,7 @@
         <w:rPr>
           <w:rFonts w:cs="Times New Roman"/>
         </w:rPr>
+        <w:jc w:val="both"/>
       </w:pPr>
       <w:r>
         <w:rPr>
@@ -9321,6 +9526,8 @@
           <w:highlight w:val="yellow"/>
           <w:lang w:eastAsia="ja-JP"/>
         </w:rPr>
+        <w:jc w:val="both"/>
+        <w:spacing w:line="480" w:lineRule="auto"/>
       </w:pPr>
       <w:r>
         <w:rPr>
@@ -9336,6 +9543,7 @@
         <w:rPr>
           <w:lang w:eastAsia="ja-JP"/>
         </w:rPr>
+        <w:jc w:val="both"/>
       </w:pPr>
       <w:r>
         <w:rPr>
@@ -9354,6 +9562,7 @@
           <w:bCs/>
           <w:lang w:val="es-ES" w:eastAsia="ja-JP"/>
         </w:rPr>
+        <w:jc w:val="both"/>
       </w:pPr>
       <w:proofErr w:type="spellStart"/>
       <w:r>
@@ -9382,6 +9591,7 @@
           <w:iCs/>
           <w:lang w:eastAsia="ja-JP"/>
         </w:rPr>
+        <w:jc w:val="both"/>
       </w:pPr>
       <w:r>
         <w:rPr>
@@ -10165,6 +10375,7 @@
           <w:szCs w:val="24"/>
           <w:lang w:val="es-ES" w:eastAsia="ja-JP"/>
         </w:rPr>
+        <w:jc w:val="both"/>
       </w:pPr>
       <w:r>
         <w:rPr>
@@ -10207,6 +10418,7 @@
           <w:szCs w:val="24"/>
           <w:lang w:eastAsia="ja-JP"/>
         </w:rPr>
+        <w:jc w:val="both"/>
       </w:pPr>
     </w:p>
     <w:p>
@@ -10221,6 +10433,7 @@
           <w:szCs w:val="24"/>
           <w:lang w:eastAsia="ja-JP"/>
         </w:rPr>
+        <w:jc w:val="both"/>
       </w:pPr>
       <w:r>
         <w:rPr>
@@ -10242,6 +10455,7 @@
           <w:iCs/>
           <w:lang w:eastAsia="ja-JP"/>
         </w:rPr>
+        <w:jc w:val="both"/>
       </w:pPr>
       <w:r>
         <w:rPr>
@@ -10260,6 +10474,7 @@
           <w:szCs w:val="24"/>
           <w:lang w:val="en-US" w:eastAsia="ja-JP"/>
         </w:rPr>
+        <w:jc w:val="both"/>
       </w:pPr>
       <w:r>
         <w:rPr>
@@ -10274,9 +10489,9 @@
             <wp:effectExtent l="0" t="0" r="0" b="0"/>
             <wp:docPr id="6" name="Chart 2" descr="Clustered column chart showing the values of 3 series for 4 categories"/>
             <wp:cNvGraphicFramePr/>
-            <a:graphic xmlns:a="http://schemas.openxmlformats.org/drawingml/2006/main">
+            <a:graphic>
               <a:graphicData uri="http://schemas.openxmlformats.org/drawingml/2006/chart">
-                <c:chart xmlns:c="http://schemas.openxmlformats.org/drawingml/2006/chart" xmlns:r="http://schemas.openxmlformats.org/officeDocument/2006/relationships" r:id="rId11"/>
+                <ns8:chart r:id="rId11"/>
               </a:graphicData>
             </a:graphic>
           </wp:inline>
@@ -10293,6 +10508,7 @@
           <w:szCs w:val="24"/>
           <w:lang w:val="es-ES" w:eastAsia="ja-JP"/>
         </w:rPr>
+        <w:jc w:val="both"/>
       </w:pPr>
       <w:r>
         <w:rPr>
@@ -11101,6 +11317,7 @@
         <w:rPr>
           <w:lang w:val="en-US"/>
         </w:rPr>
+        <w:jc w:val="both"/>
       </w:pPr>
     </w:p>
     <w:p>
@@ -11110,6 +11327,7 @@
           <w:rFonts w:cs="Times New Roman"/>
           <w:lang w:val="en-US"/>
         </w:rPr>
+        <w:jc w:val="both"/>
       </w:pPr>
     </w:p>
     <w:p>
@@ -12212,6 +12430,7 @@
           <w:rFonts w:cs="Times New Roman"/>
           <w:lang w:val="en-US"/>
         </w:rPr>
+        <w:jc w:val="both"/>
       </w:pPr>
     </w:p>
     <w:p>
@@ -13920,6 +14139,7 @@
           <w:noProof/>
           <w:lang w:val="es-CO" w:eastAsia="es-CO"/>
         </w:rPr>
+        <w:jc w:val="both"/>
       </w:pPr>
     </w:p>
     <w:p>
@@ -14028,6 +14248,7 @@
     <w:p>
       <w:pPr>
         <w:spacing w:line="480" w:lineRule="auto"/>
+        <w:jc w:val="both"/>
       </w:pPr>
       <w:r>
         <w:rPr>
@@ -14125,10 +14346,30 @@
         </w:pict>
       </w:r>
     </w:p>
-    <w:p/>
-    <w:p/>
-    <w:p/>
-    <w:p/>
+    <w:p>
+      <w:pPr>
+        <w:jc w:val="both"/>
+        <w:spacing w:line="480" w:lineRule="auto"/>
+      </w:pPr>
+    </w:p>
+    <w:p>
+      <w:pPr>
+        <w:jc w:val="both"/>
+        <w:spacing w:line="480" w:lineRule="auto"/>
+      </w:pPr>
+    </w:p>
+    <w:p>
+      <w:pPr>
+        <w:jc w:val="both"/>
+        <w:spacing w:line="480" w:lineRule="auto"/>
+      </w:pPr>
+    </w:p>
+    <w:p>
+      <w:pPr>
+        <w:jc w:val="both"/>
+        <w:spacing w:line="480" w:lineRule="auto"/>
+      </w:pPr>
+    </w:p>
     <w:p>
       <w:pPr>
         <w:spacing w:line="480" w:lineRule="auto"/>
@@ -14137,6 +14378,7 @@
           <w:color w:val="2E74B5" w:themeColor="accent1" w:themeShade="BF"/>
           <w:szCs w:val="26"/>
         </w:rPr>
+        <w:jc w:val="both"/>
       </w:pPr>
     </w:p>
     <w:p>
@@ -14146,6 +14388,8 @@
           <w:b/>
           <w:szCs w:val="24"/>
         </w:rPr>
+        <w:jc w:val="both"/>
+        <w:spacing w:line="480" w:lineRule="auto"/>
       </w:pPr>
       <w:bookmarkStart w:id="47" w:name="_Toc419891380"/>
       <w:r>
@@ -14174,6 +14418,7 @@
       <w:pPr>
         <w:spacing w:line="480" w:lineRule="auto"/>
         <w:ind w:firstLine="720"/>
+        <w:jc w:val="both"/>
       </w:pPr>
       <w:r>
         <w:rPr>
@@ -14186,6 +14431,7 @@
       <w:pPr>
         <w:spacing w:line="480" w:lineRule="auto"/>
         <w:ind w:firstLine="720"/>
+        <w:jc w:val="both"/>
       </w:pPr>
       <w:r>
         <w:t>En relación con el marco de referencia (SEP, 2011) el principio número 5. Poner énfasis en el desarrollo de competencias, el logro de los Estándares Curriculares y los aprendizajes esperados, este principio describe a los estándares curriculares.</w:t>
@@ -14195,6 +14441,7 @@
       <w:pPr>
         <w:spacing w:line="480" w:lineRule="auto"/>
         <w:ind w:firstLine="720"/>
+        <w:jc w:val="both"/>
       </w:pPr>
       <w:r>
         <w:t>Heredia (2017) argumenta los resultados de PISA (2015) donde dice: “por desgracia, los resultados de ese año son casi iguales que en 2000 y, además, no son representativos a nivel entidad federativa (no nos alcanzó para ello, a pesar de ser la 14ª o 15ª economía del mundo)” (párr. 20).</w:t>
@@ -14219,6 +14466,7 @@
         <w:rPr>
           <w:rFonts w:cs="Times New Roman"/>
         </w:rPr>
+        <w:jc w:val="both"/>
       </w:pPr>
       <w:r>
         <w:rPr>
@@ -14231,6 +14479,8 @@
     <w:p>
       <w:pPr>
         <w:pStyle w:val="Default"/>
+        <w:jc w:val="both"/>
+        <w:spacing w:line="480" w:lineRule="auto"/>
       </w:pPr>
     </w:p>
     <w:p>
@@ -14245,6 +14495,7 @@
           <w:sz w:val="23"/>
           <w:szCs w:val="23"/>
         </w:rPr>
+        <w:jc w:val="both"/>
       </w:pPr>
       <w:r>
         <w:rPr>
@@ -14282,6 +14533,7 @@
           <w:sz w:val="23"/>
           <w:szCs w:val="23"/>
         </w:rPr>
+        <w:jc w:val="both"/>
       </w:pPr>
       <w:r>
         <w:rPr>
@@ -14303,6 +14555,7 @@
           <w:sz w:val="23"/>
           <w:szCs w:val="23"/>
         </w:rPr>
+        <w:jc w:val="both"/>
       </w:pPr>
       <w:r>
         <w:rPr>
@@ -14318,11 +14571,13 @@
         <w:rPr>
           <w:rFonts w:cs="Times New Roman"/>
         </w:rPr>
+        <w:jc w:val="both"/>
       </w:pPr>
     </w:p>
     <w:p>
       <w:pPr>
         <w:spacing w:line="480" w:lineRule="auto"/>
+        <w:jc w:val="both"/>
       </w:pPr>
       <w:r>
         <w:br w:type="page"/>
@@ -14350,6 +14605,7 @@
           <w:rFonts w:eastAsia="Times New Roman" w:cs="Times New Roman"/>
           <w:szCs w:val="24"/>
         </w:rPr>
+        <w:jc w:val="both"/>
       </w:pPr>
       <w:r>
         <w:rPr>
@@ -14371,6 +14627,7 @@
           <w:szCs w:val="24"/>
           <w:lang w:val="en-US"/>
         </w:rPr>
+        <w:jc w:val="both"/>
       </w:pPr>
       <w:proofErr w:type="spellStart"/>
       <w:proofErr w:type="gramStart"/>
@@ -14522,6 +14779,7 @@
           <w:spacing w:val="-1"/>
           <w:szCs w:val="24"/>
         </w:rPr>
+        <w:jc w:val="both"/>
       </w:pPr>
       <w:r>
         <w:rPr>
@@ -14560,6 +14818,7 @@
           <w:spacing w:val="-1"/>
           <w:szCs w:val="24"/>
         </w:rPr>
+        <w:jc w:val="both"/>
       </w:pPr>
       <w:proofErr w:type="spellStart"/>
       <w:r>
@@ -14739,6 +14998,7 @@
           <w:spacing w:val="-1"/>
           <w:szCs w:val="24"/>
         </w:rPr>
+        <w:jc w:val="both"/>
       </w:pPr>
       <w:r>
         <w:rPr>
@@ -14817,6 +15077,7 @@
           <w:spacing w:val="-1"/>
           <w:szCs w:val="24"/>
         </w:rPr>
+        <w:jc w:val="both"/>
       </w:pPr>
       <w:proofErr w:type="spellStart"/>
       <w:r>
@@ -14925,6 +15186,7 @@
           <w:spacing w:val="-1"/>
           <w:szCs w:val="24"/>
         </w:rPr>
+        <w:jc w:val="both"/>
       </w:pPr>
     </w:p>
     <w:p>
@@ -14935,6 +15197,8 @@
           <w:sz w:val="28"/>
           <w:szCs w:val="24"/>
         </w:rPr>
+        <w:jc w:val="both"/>
+        <w:spacing w:line="480" w:lineRule="auto"/>
       </w:pPr>
       <w:r>
         <w:br w:type="page"/>
@@ -14955,6 +15219,10 @@
       <w:bookmarkEnd w:id="51"/>
     </w:p>
     <w:p>
+      <w:pPr>
+        <w:jc w:val="both"/>
+        <w:spacing w:line="480" w:lineRule="auto"/>
+      </w:pPr>
       <w:r>
         <w:rPr>
           <w:highlight w:val="yellow"/>
@@ -14990,13 +15258,14 @@
     <w:p>
       <w:pPr>
         <w:widowControl w:val="0"/>
-        <w:spacing w:after="820" w:line="240" w:lineRule="auto"/>
+        <w:spacing w:after="820" w:line="480" w:lineRule="auto"/>
         <w:rPr>
           <w:rFonts w:eastAsia="Times New Roman" w:cs="Times New Roman"/>
           <w:color w:val="000000"/>
           <w:szCs w:val="24"/>
           <w:lang w:val="es-ES" w:bidi="en-US"/>
         </w:rPr>
+        <w:jc w:val="both"/>
       </w:pPr>
       <w:r>
         <w:rPr>
@@ -15022,6 +15291,7 @@
           <w:szCs w:val="24"/>
           <w:lang w:val="es-ES" w:bidi="en-US"/>
         </w:rPr>
+        <w:jc w:val="both"/>
       </w:pPr>
       <w:r>
         <w:rPr>
@@ -15168,6 +15438,7 @@
           <w:szCs w:val="24"/>
           <w:lang w:val="es-ES" w:bidi="en-US"/>
         </w:rPr>
+        <w:jc w:val="both"/>
       </w:pPr>
       <w:r>
         <w:rPr>
@@ -15212,6 +15483,7 @@
           <w:szCs w:val="24"/>
           <w:lang w:val="es-ES" w:bidi="en-US"/>
         </w:rPr>
+        <w:jc w:val="both"/>
       </w:pPr>
       <w:r>
         <w:rPr>
@@ -15234,6 +15506,7 @@
           <w:szCs w:val="24"/>
           <w:lang w:val="es-ES" w:eastAsia="es-ES" w:bidi="es-ES"/>
         </w:rPr>
+        <w:jc w:val="both"/>
       </w:pPr>
       <w:r>
         <w:rPr>
@@ -15256,6 +15529,7 @@
           <w:szCs w:val="24"/>
           <w:lang w:val="es-ES" w:eastAsia="es-ES" w:bidi="es-ES"/>
         </w:rPr>
+        <w:jc w:val="both"/>
       </w:pPr>
       <w:r>
         <w:rPr>
@@ -15278,6 +15552,7 @@
           <w:szCs w:val="24"/>
           <w:lang w:val="es-ES" w:eastAsia="es-ES" w:bidi="es-ES"/>
         </w:rPr>
+        <w:jc w:val="both"/>
       </w:pPr>
     </w:p>
     <w:p>
@@ -15300,6 +15575,7 @@
           <w:noEndnote/>
           <w:docGrid w:linePitch="360"/>
         </w:sectPr>
+        <w:jc w:val="both"/>
       </w:pPr>
     </w:p>
     <w:p>
@@ -15308,13 +15584,14 @@
         <w:tabs>
           <w:tab w:val="left" w:leader="underscore" w:pos="9038"/>
         </w:tabs>
-        <w:spacing w:after="260" w:line="240" w:lineRule="auto"/>
+        <w:spacing w:after="260" w:line="480" w:lineRule="auto"/>
         <w:rPr>
           <w:rFonts w:eastAsia="Times New Roman" w:cs="Times New Roman"/>
           <w:color w:val="000000"/>
           <w:szCs w:val="24"/>
           <w:lang w:val="es-ES" w:bidi="en-US"/>
         </w:rPr>
+        <w:jc w:val="both"/>
       </w:pPr>
       <w:r>
         <w:rPr>
@@ -15342,13 +15619,14 @@
         <w:tabs>
           <w:tab w:val="left" w:leader="underscore" w:pos="9038"/>
         </w:tabs>
-        <w:spacing w:after="260" w:line="240" w:lineRule="auto"/>
+        <w:spacing w:after="260" w:line="480" w:lineRule="auto"/>
         <w:rPr>
           <w:rFonts w:eastAsia="Times New Roman" w:cs="Times New Roman"/>
           <w:color w:val="000000"/>
           <w:szCs w:val="24"/>
           <w:lang w:val="es-ES" w:bidi="en-US"/>
         </w:rPr>
+        <w:jc w:val="both"/>
       </w:pPr>
       <w:r>
         <w:rPr>
@@ -15375,13 +15653,14 @@
         <w:tabs>
           <w:tab w:val="left" w:leader="underscore" w:pos="9038"/>
         </w:tabs>
-        <w:spacing w:after="260" w:line="240" w:lineRule="auto"/>
+        <w:spacing w:after="260" w:line="480" w:lineRule="auto"/>
         <w:rPr>
           <w:rFonts w:eastAsia="Times New Roman" w:cs="Times New Roman"/>
           <w:color w:val="000000"/>
           <w:szCs w:val="24"/>
           <w:lang w:val="es-ES" w:bidi="en-US"/>
         </w:rPr>
+        <w:jc w:val="both"/>
       </w:pPr>
       <w:r>
         <w:rPr>
@@ -15408,13 +15687,14 @@
         <w:tabs>
           <w:tab w:val="left" w:leader="underscore" w:pos="9038"/>
         </w:tabs>
-        <w:spacing w:after="1340" w:line="240" w:lineRule="auto"/>
+        <w:spacing w:after="1340" w:line="480" w:lineRule="auto"/>
         <w:rPr>
           <w:rFonts w:eastAsia="Times New Roman" w:cs="Times New Roman"/>
           <w:color w:val="000000"/>
           <w:szCs w:val="24"/>
           <w:lang w:val="es-ES" w:bidi="en-US"/>
         </w:rPr>
+        <w:jc w:val="both"/>
       </w:pPr>
       <w:r>
         <w:rPr>
@@ -15438,13 +15718,14 @@
     <w:p>
       <w:pPr>
         <w:widowControl w:val="0"/>
-        <w:spacing w:after="1760" w:line="240" w:lineRule="auto"/>
+        <w:spacing w:after="1760" w:line="480" w:lineRule="auto"/>
         <w:rPr>
           <w:rFonts w:eastAsia="Times New Roman" w:cs="Times New Roman"/>
           <w:color w:val="000000"/>
           <w:sz w:val="22"/>
           <w:lang w:val="es-ES" w:bidi="en-US"/>
         </w:rPr>
+        <w:jc w:val="both"/>
       </w:pPr>
       <w:r>
         <w:rPr>
@@ -15459,13 +15740,14 @@
     <w:p>
       <w:pPr>
         <w:widowControl w:val="0"/>
-        <w:spacing w:after="260" w:line="240" w:lineRule="auto"/>
+        <w:spacing w:after="260" w:line="480" w:lineRule="auto"/>
         <w:rPr>
           <w:rFonts w:eastAsia="Times New Roman" w:cs="Times New Roman"/>
           <w:color w:val="000000"/>
           <w:sz w:val="22"/>
           <w:lang w:val="es-ES" w:bidi="en-US"/>
         </w:rPr>
+        <w:jc w:val="both"/>
       </w:pPr>
       <w:r>
         <w:rPr>
@@ -15480,13 +15762,14 @@
     <w:p>
       <w:pPr>
         <w:widowControl w:val="0"/>
-        <w:spacing w:after="260" w:line="240" w:lineRule="auto"/>
+        <w:spacing w:after="260" w:line="480" w:lineRule="auto"/>
         <w:rPr>
           <w:rFonts w:eastAsia="Times New Roman" w:cs="Times New Roman"/>
           <w:color w:val="000000"/>
           <w:sz w:val="22"/>
           <w:lang w:val="es-ES" w:bidi="en-US"/>
         </w:rPr>
+        <w:jc w:val="both"/>
       </w:pPr>
       <w:r>
         <w:rPr>
@@ -15501,13 +15784,14 @@
     <w:p>
       <w:pPr>
         <w:widowControl w:val="0"/>
-        <w:spacing w:after="260" w:line="240" w:lineRule="auto"/>
+        <w:spacing w:after="260" w:line="480" w:lineRule="auto"/>
         <w:rPr>
           <w:rFonts w:eastAsia="Times New Roman" w:cs="Times New Roman"/>
           <w:color w:val="000000"/>
           <w:sz w:val="22"/>
           <w:lang w:val="es-ES" w:bidi="en-US"/>
         </w:rPr>
+        <w:jc w:val="both"/>
       </w:pPr>
       <w:r>
         <w:rPr>
@@ -15522,13 +15806,14 @@
     <w:p>
       <w:pPr>
         <w:widowControl w:val="0"/>
-        <w:spacing w:after="260" w:line="240" w:lineRule="auto"/>
+        <w:spacing w:after="260" w:line="480" w:lineRule="auto"/>
         <w:rPr>
           <w:rFonts w:eastAsia="Times New Roman" w:cs="Times New Roman"/>
           <w:color w:val="000000"/>
           <w:sz w:val="22"/>
           <w:lang w:val="es-ES" w:bidi="en-US"/>
         </w:rPr>
+        <w:jc w:val="both"/>
       </w:pPr>
       <w:r>
         <w:rPr>
@@ -15543,13 +15828,14 @@
     <w:p>
       <w:pPr>
         <w:widowControl w:val="0"/>
-        <w:spacing w:after="260" w:line="240" w:lineRule="auto"/>
+        <w:spacing w:after="260" w:line="480" w:lineRule="auto"/>
         <w:rPr>
           <w:rFonts w:eastAsia="Times New Roman" w:cs="Times New Roman"/>
           <w:color w:val="000000"/>
           <w:szCs w:val="24"/>
           <w:lang w:val="es-ES" w:eastAsia="es-ES" w:bidi="es-ES"/>
         </w:rPr>
+        <w:jc w:val="both"/>
       </w:pPr>
       <w:r>
         <w:rPr>
@@ -15573,7 +15859,7 @@
     <w:p>
       <w:pPr>
         <w:widowControl w:val="0"/>
-        <w:spacing w:after="260" w:line="240" w:lineRule="auto"/>
+        <w:spacing w:after="260" w:line="480" w:lineRule="auto"/>
         <w:rPr>
           <w:rFonts w:eastAsia="Times New Roman" w:cs="Times New Roman"/>
           <w:color w:val="000000"/>
@@ -15589,6 +15875,7 @@
           <w:noEndnote/>
           <w:docGrid w:linePitch="360"/>
         </w:sectPr>
+        <w:jc w:val="both"/>
       </w:pPr>
       <w:r>
         <w:rPr>
@@ -15618,6 +15905,7 @@
       <w:pPr>
         <w:spacing w:line="480" w:lineRule="auto"/>
         <w:ind w:firstLine="720"/>
+        <w:jc w:val="both"/>
       </w:pPr>
       <w:r>
         <w:rPr>
@@ -20565,7 +20853,7 @@
 </file>
 
 <file path=word/styles.xml><?xml version="1.0" encoding="utf-8"?>
-<w:styles xmlns:r="http://schemas.openxmlformats.org/officeDocument/2006/relationships" xmlns:w="http://schemas.openxmlformats.org/wordprocessingml/2006/main">
+<w:styles xmlns:w="http://schemas.openxmlformats.org/wordprocessingml/2006/main">
   <w:docDefaults>
     <w:rPrDefault>
       <w:rPr>
@@ -20727,6 +21015,10 @@
     <w:rPr>
       <w:lang w:val="es-MX"/>
     </w:rPr>
+    <w:pPr>
+      <w:jc w:val="both"/>
+      <w:spacing w:line="480" w:lineRule="auto"/>
+    </w:pPr>
   </w:style>
   <w:style w:type="paragraph" w:styleId="Ttulo1">
     <w:name w:val="heading 1"/>
@@ -20876,7 +21168,8 @@
     <w:unhideWhenUsed/>
     <w:rsid w:val="00781846"/>
     <w:pPr>
-      <w:spacing w:after="120"/>
+      <w:spacing w:after="120" w:line="480" w:lineRule="auto"/>
+      <w:jc w:val="both"/>
     </w:pPr>
   </w:style>
   <w:style w:type="character" w:customStyle="1" w:styleId="TextoindependienteCar">
@@ -20981,6 +21274,8 @@
     <w:pPr>
       <w:ind w:left="720"/>
       <w:contextualSpacing/>
+      <w:jc w:val="both"/>
+      <w:spacing w:line="480" w:lineRule="auto"/>
     </w:pPr>
   </w:style>
   <w:style w:type="character" w:styleId="Hipervnculovisitado">
@@ -21356,7 +21651,8 @@
       <w:autoSpaceDE w:val="0"/>
       <w:autoSpaceDN w:val="0"/>
       <w:adjustRightInd w:val="0"/>
-      <w:spacing w:after="0" w:line="240" w:lineRule="auto"/>
+      <w:spacing w:after="0" w:line="480" w:lineRule="auto"/>
+      <w:jc w:val="both"/>
     </w:pPr>
     <w:rPr>
       <w:rFonts w:cs="Times New Roman"/>

--- a/thesis/assets/Plantilla_Tesis_Doctorado.docx
+++ b/thesis/assets/Plantilla_Tesis_Doctorado.docx
@@ -20565,7 +20565,7 @@
 </file>
 
 <file path=word/styles.xml><?xml version="1.0" encoding="utf-8"?>
-<w:styles xmlns:r="http://schemas.openxmlformats.org/officeDocument/2006/relationships" xmlns:w="http://schemas.openxmlformats.org/wordprocessingml/2006/main">
+<w:styles xmlns:w="http://schemas.openxmlformats.org/wordprocessingml/2006/main">
   <w:docDefaults>
     <w:rPrDefault>
       <w:rPr>
@@ -20577,7 +20577,8 @@
     </w:rPrDefault>
     <w:pPrDefault>
       <w:pPr>
-        <w:spacing w:after="160" w:line="259" w:lineRule="auto"/>
+        <w:spacing w:after="160" w:line="360" w:lineRule="auto"/>
+        <w:jc w:val="both"/>
       </w:pPr>
     </w:pPrDefault>
   </w:docDefaults>
@@ -20727,6 +20728,10 @@
     <w:rPr>
       <w:lang w:val="es-MX"/>
     </w:rPr>
+    <w:pPr>
+      <w:spacing w:line="360" w:lineRule="auto"/>
+      <w:jc w:val="both"/>
+    </w:pPr>
   </w:style>
   <w:style w:type="paragraph" w:styleId="Ttulo1">
     <w:name w:val="heading 1"/>
@@ -20740,8 +20745,8 @@
     <w:pPr>
       <w:keepNext/>
       <w:keepLines/>
-      <w:spacing w:before="240" w:after="0" w:line="480" w:lineRule="auto"/>
-      <w:jc w:val="center"/>
+      <w:spacing w:before="240" w:after="0" w:line="360" w:lineRule="auto"/>
+      <w:jc w:val="both"/>
       <w:outlineLvl w:val="0"/>
     </w:pPr>
     <w:rPr>
@@ -20764,8 +20769,9 @@
     <w:pPr>
       <w:keepNext/>
       <w:keepLines/>
-      <w:spacing w:before="40" w:after="0" w:line="480" w:lineRule="auto"/>
+      <w:spacing w:before="40" w:after="0" w:line="360" w:lineRule="auto"/>
       <w:outlineLvl w:val="1"/>
+      <w:jc w:val="both"/>
     </w:pPr>
     <w:rPr>
       <w:rFonts w:eastAsia="Times New Roman" w:cs="Times New Roman"/>
@@ -20785,8 +20791,9 @@
     <w:pPr>
       <w:keepNext/>
       <w:keepLines/>
-      <w:spacing w:before="40" w:after="0"/>
+      <w:spacing w:before="40" w:after="0" w:line="360" w:lineRule="auto"/>
       <w:outlineLvl w:val="2"/>
+      <w:jc w:val="both"/>
     </w:pPr>
     <w:rPr>
       <w:rFonts w:eastAsiaTheme="majorEastAsia" w:cstheme="majorBidi"/>
@@ -20807,9 +20814,10 @@
     <w:pPr>
       <w:keepNext/>
       <w:keepLines/>
-      <w:spacing w:before="40" w:after="0"/>
+      <w:spacing w:before="40" w:after="0" w:line="360" w:lineRule="auto"/>
       <w:ind w:left="1440"/>
       <w:outlineLvl w:val="3"/>
+      <w:jc w:val="both"/>
     </w:pPr>
     <w:rPr>
       <w:rFonts w:eastAsiaTheme="majorEastAsia" w:cstheme="majorBidi"/>
@@ -20829,9 +20837,10 @@
     <w:pPr>
       <w:keepNext/>
       <w:keepLines/>
-      <w:spacing w:before="40" w:after="0"/>
+      <w:spacing w:before="40" w:after="0" w:line="360" w:lineRule="auto"/>
       <w:ind w:left="1440"/>
       <w:outlineLvl w:val="4"/>
+      <w:jc w:val="both"/>
     </w:pPr>
     <w:rPr>
       <w:rFonts w:eastAsiaTheme="majorEastAsia" w:cstheme="majorBidi"/>
@@ -20876,7 +20885,8 @@
     <w:unhideWhenUsed/>
     <w:rsid w:val="00781846"/>
     <w:pPr>
-      <w:spacing w:after="120"/>
+      <w:spacing w:after="120" w:line="360" w:lineRule="auto"/>
+      <w:jc w:val="both"/>
     </w:pPr>
   </w:style>
   <w:style w:type="character" w:customStyle="1" w:styleId="TextoindependienteCar">
@@ -20899,7 +20909,8 @@
         <w:tab w:val="center" w:pos="4680"/>
         <w:tab w:val="right" w:pos="9360"/>
       </w:tabs>
-      <w:spacing w:after="0" w:line="240" w:lineRule="auto"/>
+      <w:spacing w:after="0" w:line="360" w:lineRule="auto"/>
+      <w:jc w:val="both"/>
     </w:pPr>
   </w:style>
   <w:style w:type="character" w:customStyle="1" w:styleId="PiedepginaCar">
@@ -20921,7 +20932,8 @@
         <w:tab w:val="center" w:pos="4680"/>
         <w:tab w:val="right" w:pos="9360"/>
       </w:tabs>
-      <w:spacing w:after="0" w:line="240" w:lineRule="auto"/>
+      <w:spacing w:after="0" w:line="360" w:lineRule="auto"/>
+      <w:jc w:val="both"/>
     </w:pPr>
   </w:style>
   <w:style w:type="character" w:customStyle="1" w:styleId="EncabezadoCar">
@@ -20940,7 +20952,8 @@
     <w:unhideWhenUsed/>
     <w:rsid w:val="00D06AD2"/>
     <w:pPr>
-      <w:spacing w:after="0" w:line="240" w:lineRule="auto"/>
+      <w:spacing w:after="0" w:line="360" w:lineRule="auto"/>
+      <w:jc w:val="both"/>
     </w:pPr>
     <w:rPr>
       <w:rFonts w:ascii="Segoe UI" w:hAnsi="Segoe UI" w:cs="Segoe UI"/>
@@ -20981,6 +20994,8 @@
     <w:pPr>
       <w:ind w:left="720"/>
       <w:contextualSpacing/>
+      <w:spacing w:line="360" w:lineRule="auto"/>
+      <w:jc w:val="both"/>
     </w:pPr>
   </w:style>
   <w:style w:type="character" w:styleId="Hipervnculovisitado">
@@ -21016,7 +21031,8 @@
     <w:unhideWhenUsed/>
     <w:rsid w:val="00CC0FFA"/>
     <w:pPr>
-      <w:spacing w:line="240" w:lineRule="auto"/>
+      <w:spacing w:line="360" w:lineRule="auto"/>
+      <w:jc w:val="both"/>
     </w:pPr>
     <w:rPr>
       <w:sz w:val="20"/>
@@ -21048,6 +21064,10 @@
       <w:b/>
       <w:bCs/>
     </w:rPr>
+    <w:pPr>
+      <w:spacing w:line="360" w:lineRule="auto"/>
+      <w:jc w:val="both"/>
+    </w:pPr>
   </w:style>
   <w:style w:type="character" w:customStyle="1" w:styleId="AsuntodelcomentarioCar">
     <w:name w:val="Asunto del comentario Car"/>
@@ -21137,6 +21157,8 @@
     <w:rsid w:val="00A62C67"/>
     <w:pPr>
       <w:outlineLvl w:val="9"/>
+      <w:spacing w:line="360" w:lineRule="auto"/>
+      <w:jc w:val="both"/>
     </w:pPr>
     <w:rPr>
       <w:lang w:eastAsia="es-MX"/>
@@ -21151,8 +21173,9 @@
     <w:unhideWhenUsed/>
     <w:rsid w:val="00302EDB"/>
     <w:pPr>
-      <w:spacing w:after="100" w:line="480" w:lineRule="auto"/>
+      <w:spacing w:after="100" w:line="360" w:lineRule="auto"/>
       <w:ind w:left="482"/>
+      <w:jc w:val="both"/>
     </w:pPr>
   </w:style>
   <w:style w:type="paragraph" w:styleId="TDC1">
@@ -21164,7 +21187,8 @@
     <w:unhideWhenUsed/>
     <w:rsid w:val="00302EDB"/>
     <w:pPr>
-      <w:spacing w:after="100" w:line="480" w:lineRule="auto"/>
+      <w:spacing w:after="100" w:line="360" w:lineRule="auto"/>
+      <w:jc w:val="both"/>
     </w:pPr>
   </w:style>
   <w:style w:type="character" w:customStyle="1" w:styleId="Ttulo2Car">
@@ -21189,8 +21213,9 @@
     <w:unhideWhenUsed/>
     <w:rsid w:val="00302EDB"/>
     <w:pPr>
-      <w:spacing w:after="100" w:line="480" w:lineRule="auto"/>
+      <w:spacing w:after="100" w:line="360" w:lineRule="auto"/>
       <w:ind w:left="238"/>
+      <w:jc w:val="both"/>
     </w:pPr>
   </w:style>
   <w:style w:type="character" w:customStyle="1" w:styleId="Ttulo3Car">
@@ -21242,7 +21267,8 @@
     <w:qFormat/>
     <w:rsid w:val="002105DF"/>
     <w:pPr>
-      <w:spacing w:after="200" w:line="240" w:lineRule="auto"/>
+      <w:spacing w:after="200" w:line="360" w:lineRule="auto"/>
+      <w:jc w:val="both"/>
     </w:pPr>
     <w:rPr>
       <w:i/>
@@ -21260,7 +21286,8 @@
     <w:unhideWhenUsed/>
     <w:rsid w:val="00302EDB"/>
     <w:pPr>
-      <w:spacing w:after="0" w:line="480" w:lineRule="auto"/>
+      <w:spacing w:after="0" w:line="360" w:lineRule="auto"/>
+      <w:jc w:val="both"/>
     </w:pPr>
   </w:style>
   <w:style w:type="table" w:customStyle="1" w:styleId="APAReport">
@@ -21332,8 +21359,9 @@
     <w:unhideWhenUsed/>
     <w:rsid w:val="00302EDB"/>
     <w:pPr>
-      <w:spacing w:after="100" w:line="480" w:lineRule="auto"/>
+      <w:spacing w:after="100" w:line="360" w:lineRule="auto"/>
       <w:ind w:left="720"/>
+      <w:jc w:val="both"/>
     </w:pPr>
   </w:style>
   <w:style w:type="paragraph" w:styleId="TDC5">
@@ -21345,8 +21373,9 @@
     <w:unhideWhenUsed/>
     <w:rsid w:val="00302EDB"/>
     <w:pPr>
-      <w:spacing w:after="100" w:line="480" w:lineRule="auto"/>
+      <w:spacing w:after="100" w:line="360" w:lineRule="auto"/>
       <w:ind w:left="958"/>
+      <w:jc w:val="both"/>
     </w:pPr>
   </w:style>
   <w:style w:type="paragraph" w:customStyle="1" w:styleId="Default">
@@ -21356,7 +21385,8 @@
       <w:autoSpaceDE w:val="0"/>
       <w:autoSpaceDN w:val="0"/>
       <w:adjustRightInd w:val="0"/>
-      <w:spacing w:after="0" w:line="240" w:lineRule="auto"/>
+      <w:spacing w:after="0" w:line="360" w:lineRule="auto"/>
+      <w:jc w:val="both"/>
     </w:pPr>
     <w:rPr>
       <w:rFonts w:cs="Times New Roman"/>
@@ -21384,7 +21414,8 @@
     <w:pPr>
       <w:widowControl w:val="0"/>
       <w:shd w:val="clear" w:color="auto" w:fill="FFFFFF"/>
-      <w:spacing w:after="0" w:line="240" w:lineRule="auto"/>
+      <w:spacing w:after="0" w:line="360" w:lineRule="auto"/>
+      <w:jc w:val="both"/>
     </w:pPr>
     <w:rPr>
       <w:rFonts w:eastAsia="Times New Roman" w:cs="Times New Roman"/>
